--- a/Catatan Revisi.docx
+++ b/Catatan Revisi.docx
@@ -22,14 +22,14 @@
     <w:tbl>
       <w:tblPr>
         <w:tblStyle w:val="TableGrid"/>
-        <w:tblW w:w="0" w:type="auto"/>
+        <w:tblW w:w="14454" w:type="dxa"/>
         <w:tblLook w:val="04A0" w:firstRow="1" w:lastRow="0" w:firstColumn="1" w:lastColumn="0" w:noHBand="0" w:noVBand="1"/>
       </w:tblPr>
       <w:tblGrid>
         <w:gridCol w:w="510"/>
         <w:gridCol w:w="5722"/>
-        <w:gridCol w:w="5103"/>
-        <w:gridCol w:w="1276"/>
+        <w:gridCol w:w="5812"/>
+        <w:gridCol w:w="2410"/>
       </w:tblGrid>
       <w:tr>
         <w:trPr>
@@ -95,7 +95,7 @@
         </w:tc>
         <w:tc>
           <w:tcPr>
-            <w:tcW w:w="5103" w:type="dxa"/>
+            <w:tcW w:w="5812" w:type="dxa"/>
             <w:vAlign w:val="center"/>
           </w:tcPr>
           <w:p>
@@ -123,7 +123,7 @@
         </w:tc>
         <w:tc>
           <w:tcPr>
-            <w:tcW w:w="1276" w:type="dxa"/>
+            <w:tcW w:w="2410" w:type="dxa"/>
             <w:vAlign w:val="center"/>
           </w:tcPr>
           <w:p>
@@ -294,7 +294,7 @@
         </w:tc>
         <w:tc>
           <w:tcPr>
-            <w:tcW w:w="5103" w:type="dxa"/>
+            <w:tcW w:w="5812" w:type="dxa"/>
             <w:vAlign w:val="center"/>
           </w:tcPr>
           <w:p>
@@ -313,13 +313,11 @@
               </w:rPr>
               <w:t>Halaman 56 (Sub BAB V.1.4)</w:t>
             </w:r>
-            <w:bookmarkStart w:id="0" w:name="_GoBack"/>
-            <w:bookmarkEnd w:id="0"/>
-          </w:p>
-        </w:tc>
-        <w:tc>
-          <w:tcPr>
-            <w:tcW w:w="1276" w:type="dxa"/>
+          </w:p>
+        </w:tc>
+        <w:tc>
+          <w:tcPr>
+            <w:tcW w:w="2410" w:type="dxa"/>
             <w:vAlign w:val="center"/>
           </w:tcPr>
           <w:p>
@@ -431,22 +429,48 @@
         </w:tc>
         <w:tc>
           <w:tcPr>
-            <w:tcW w:w="5103" w:type="dxa"/>
-            <w:vAlign w:val="center"/>
-          </w:tcPr>
-          <w:p>
-            <w:pPr>
-              <w:rPr>
-                <w:rFonts w:ascii="Times New Roman" w:hAnsi="Times New Roman" w:cs="Times New Roman"/>
-                <w:sz w:val="24"/>
-                <w:szCs w:val="24"/>
-              </w:rPr>
-            </w:pPr>
-          </w:p>
-        </w:tc>
-        <w:tc>
-          <w:tcPr>
-            <w:tcW w:w="1276" w:type="dxa"/>
+            <w:tcW w:w="5812" w:type="dxa"/>
+            <w:vAlign w:val="center"/>
+          </w:tcPr>
+          <w:p>
+            <w:pPr>
+              <w:rPr>
+                <w:rFonts w:ascii="Times New Roman" w:hAnsi="Times New Roman" w:cs="Times New Roman"/>
+                <w:sz w:val="24"/>
+                <w:szCs w:val="24"/>
+              </w:rPr>
+            </w:pPr>
+            <w:r>
+              <w:rPr>
+                <w:rFonts w:ascii="Times New Roman" w:hAnsi="Times New Roman" w:cs="Times New Roman"/>
+                <w:sz w:val="24"/>
+                <w:szCs w:val="24"/>
+              </w:rPr>
+              <w:t xml:space="preserve">Halaman </w:t>
+            </w:r>
+            <w:proofErr w:type="spellStart"/>
+            <w:r>
+              <w:rPr>
+                <w:rFonts w:ascii="Times New Roman" w:hAnsi="Times New Roman" w:cs="Times New Roman"/>
+                <w:sz w:val="24"/>
+                <w:szCs w:val="24"/>
+              </w:rPr>
+              <w:t>i</w:t>
+            </w:r>
+            <w:proofErr w:type="spellEnd"/>
+            <w:r>
+              <w:rPr>
+                <w:rFonts w:ascii="Times New Roman" w:hAnsi="Times New Roman" w:cs="Times New Roman"/>
+                <w:sz w:val="24"/>
+                <w:szCs w:val="24"/>
+              </w:rPr>
+              <w:t xml:space="preserve"> dan ii</w:t>
+            </w:r>
+          </w:p>
+        </w:tc>
+        <w:tc>
+          <w:tcPr>
+            <w:tcW w:w="2410" w:type="dxa"/>
             <w:vAlign w:val="center"/>
           </w:tcPr>
           <w:p>
@@ -500,58 +524,14 @@
                 <w:szCs w:val="24"/>
               </w:rPr>
             </w:pPr>
-            <w:r>
-              <w:rPr>
-                <w:rFonts w:ascii="Times New Roman" w:hAnsi="Times New Roman" w:cs="Times New Roman"/>
-                <w:sz w:val="24"/>
-                <w:szCs w:val="24"/>
-              </w:rPr>
-              <w:t xml:space="preserve">Latar belakang, </w:t>
-            </w:r>
-            <w:proofErr w:type="spellStart"/>
-            <w:r>
-              <w:rPr>
-                <w:rFonts w:ascii="Times New Roman" w:hAnsi="Times New Roman" w:cs="Times New Roman"/>
-                <w:sz w:val="24"/>
-                <w:szCs w:val="24"/>
-              </w:rPr>
-              <w:t>motivasi</w:t>
-            </w:r>
-            <w:proofErr w:type="spellEnd"/>
-            <w:r>
-              <w:rPr>
-                <w:rFonts w:ascii="Times New Roman" w:hAnsi="Times New Roman" w:cs="Times New Roman"/>
-                <w:sz w:val="24"/>
-                <w:szCs w:val="24"/>
-              </w:rPr>
-              <w:t xml:space="preserve">, problem perlu </w:t>
-            </w:r>
-            <w:proofErr w:type="spellStart"/>
-            <w:r>
-              <w:rPr>
-                <w:rFonts w:ascii="Times New Roman" w:hAnsi="Times New Roman" w:cs="Times New Roman"/>
-                <w:sz w:val="24"/>
-                <w:szCs w:val="24"/>
-              </w:rPr>
-              <w:t>dipertegas</w:t>
-            </w:r>
-            <w:proofErr w:type="spellEnd"/>
-            <w:r>
-              <w:rPr>
-                <w:rFonts w:ascii="Times New Roman" w:hAnsi="Times New Roman" w:cs="Times New Roman"/>
-                <w:sz w:val="24"/>
-                <w:szCs w:val="24"/>
-              </w:rPr>
-              <w:t xml:space="preserve">, </w:t>
-            </w:r>
-            <w:proofErr w:type="spellStart"/>
-            <w:r>
-              <w:rPr>
-                <w:rFonts w:ascii="Times New Roman" w:hAnsi="Times New Roman" w:cs="Times New Roman"/>
-                <w:sz w:val="24"/>
-                <w:szCs w:val="24"/>
-              </w:rPr>
-              <w:t>apa</w:t>
+            <w:proofErr w:type="spellStart"/>
+            <w:r>
+              <w:rPr>
+                <w:rFonts w:ascii="Times New Roman" w:hAnsi="Times New Roman" w:cs="Times New Roman"/>
+                <w:sz w:val="24"/>
+                <w:szCs w:val="24"/>
+              </w:rPr>
+              <w:t>Jelaskan</w:t>
             </w:r>
             <w:proofErr w:type="spellEnd"/>
             <w:r>
@@ -569,7 +549,25 @@
                 <w:sz w:val="24"/>
                 <w:szCs w:val="24"/>
               </w:rPr>
-              <w:t>sebenarnya</w:t>
+              <w:t>maksud</w:t>
+            </w:r>
+            <w:proofErr w:type="spellEnd"/>
+            <w:r>
+              <w:rPr>
+                <w:rFonts w:ascii="Times New Roman" w:hAnsi="Times New Roman" w:cs="Times New Roman"/>
+                <w:sz w:val="24"/>
+                <w:szCs w:val="24"/>
+              </w:rPr>
+              <w:t xml:space="preserve"> resource </w:t>
+            </w:r>
+            <w:proofErr w:type="spellStart"/>
+            <w:r>
+              <w:rPr>
+                <w:rFonts w:ascii="Times New Roman" w:hAnsi="Times New Roman" w:cs="Times New Roman"/>
+                <w:sz w:val="24"/>
+                <w:szCs w:val="24"/>
+              </w:rPr>
+              <w:t>komputasi</w:t>
             </w:r>
             <w:proofErr w:type="spellEnd"/>
             <w:r>
@@ -587,47 +585,81 @@
                 <w:sz w:val="24"/>
                 <w:szCs w:val="24"/>
               </w:rPr>
-              <w:t>itu</w:t>
-            </w:r>
-            <w:proofErr w:type="spellEnd"/>
-            <w:r>
-              <w:rPr>
-                <w:rFonts w:ascii="Times New Roman" w:hAnsi="Times New Roman" w:cs="Times New Roman"/>
-                <w:sz w:val="24"/>
-                <w:szCs w:val="24"/>
-              </w:rPr>
-              <w:t xml:space="preserve"> yang ingin </w:t>
-            </w:r>
-            <w:proofErr w:type="spellStart"/>
-            <w:r>
-              <w:rPr>
-                <w:rFonts w:ascii="Times New Roman" w:hAnsi="Times New Roman" w:cs="Times New Roman"/>
-                <w:sz w:val="24"/>
-                <w:szCs w:val="24"/>
-              </w:rPr>
-              <w:t>ditangani</w:t>
-            </w:r>
-            <w:proofErr w:type="spellEnd"/>
-          </w:p>
-        </w:tc>
-        <w:tc>
-          <w:tcPr>
-            <w:tcW w:w="5103" w:type="dxa"/>
-            <w:vAlign w:val="center"/>
-          </w:tcPr>
-          <w:p>
-            <w:pPr>
-              <w:rPr>
-                <w:rFonts w:ascii="Times New Roman" w:hAnsi="Times New Roman" w:cs="Times New Roman"/>
-                <w:sz w:val="24"/>
-                <w:szCs w:val="24"/>
-              </w:rPr>
-            </w:pPr>
-          </w:p>
-        </w:tc>
-        <w:tc>
-          <w:tcPr>
-            <w:tcW w:w="1276" w:type="dxa"/>
+              <w:t>tinggi</w:t>
+            </w:r>
+            <w:proofErr w:type="spellEnd"/>
+            <w:r>
+              <w:rPr>
+                <w:rFonts w:ascii="Times New Roman" w:hAnsi="Times New Roman" w:cs="Times New Roman"/>
+                <w:sz w:val="24"/>
+                <w:szCs w:val="24"/>
+              </w:rPr>
+              <w:t xml:space="preserve"> pada </w:t>
+            </w:r>
+            <w:proofErr w:type="spellStart"/>
+            <w:r>
+              <w:rPr>
+                <w:rFonts w:ascii="Times New Roman" w:hAnsi="Times New Roman" w:cs="Times New Roman"/>
+                <w:sz w:val="24"/>
+                <w:szCs w:val="24"/>
+              </w:rPr>
+              <w:t>pemrosesan</w:t>
+            </w:r>
+            <w:proofErr w:type="spellEnd"/>
+            <w:r>
+              <w:rPr>
+                <w:rFonts w:ascii="Times New Roman" w:hAnsi="Times New Roman" w:cs="Times New Roman"/>
+                <w:sz w:val="24"/>
+                <w:szCs w:val="24"/>
+              </w:rPr>
+              <w:t xml:space="preserve"> image 3D</w:t>
+            </w:r>
+          </w:p>
+        </w:tc>
+        <w:tc>
+          <w:tcPr>
+            <w:tcW w:w="5812" w:type="dxa"/>
+            <w:vAlign w:val="center"/>
+          </w:tcPr>
+          <w:p>
+            <w:pPr>
+              <w:rPr>
+                <w:rFonts w:ascii="Times New Roman" w:hAnsi="Times New Roman" w:cs="Times New Roman"/>
+                <w:sz w:val="24"/>
+                <w:szCs w:val="24"/>
+              </w:rPr>
+            </w:pPr>
+            <w:r>
+              <w:rPr>
+                <w:rFonts w:ascii="Times New Roman" w:hAnsi="Times New Roman" w:cs="Times New Roman"/>
+                <w:sz w:val="24"/>
+                <w:szCs w:val="24"/>
+              </w:rPr>
+              <w:t xml:space="preserve">Halaman 4 </w:t>
+            </w:r>
+            <w:proofErr w:type="spellStart"/>
+            <w:r>
+              <w:rPr>
+                <w:rFonts w:ascii="Times New Roman" w:hAnsi="Times New Roman" w:cs="Times New Roman"/>
+                <w:sz w:val="24"/>
+                <w:szCs w:val="24"/>
+              </w:rPr>
+              <w:t>paragraf</w:t>
+            </w:r>
+            <w:proofErr w:type="spellEnd"/>
+            <w:r>
+              <w:rPr>
+                <w:rFonts w:ascii="Times New Roman" w:hAnsi="Times New Roman" w:cs="Times New Roman"/>
+                <w:sz w:val="24"/>
+                <w:szCs w:val="24"/>
+              </w:rPr>
+              <w:t xml:space="preserve"> terakhir</w:t>
+            </w:r>
+          </w:p>
+        </w:tc>
+        <w:tc>
+          <w:tcPr>
+            <w:tcW w:w="2410" w:type="dxa"/>
             <w:vAlign w:val="center"/>
           </w:tcPr>
           <w:p>
@@ -681,14 +713,58 @@
                 <w:szCs w:val="24"/>
               </w:rPr>
             </w:pPr>
-            <w:proofErr w:type="spellStart"/>
-            <w:r>
-              <w:rPr>
-                <w:rFonts w:ascii="Times New Roman" w:hAnsi="Times New Roman" w:cs="Times New Roman"/>
-                <w:sz w:val="24"/>
-                <w:szCs w:val="24"/>
-              </w:rPr>
-              <w:t>Perkuat</w:t>
+            <w:r>
+              <w:rPr>
+                <w:rFonts w:ascii="Times New Roman" w:hAnsi="Times New Roman" w:cs="Times New Roman"/>
+                <w:sz w:val="24"/>
+                <w:szCs w:val="24"/>
+              </w:rPr>
+              <w:t xml:space="preserve">Latar belakang, </w:t>
+            </w:r>
+            <w:proofErr w:type="spellStart"/>
+            <w:r>
+              <w:rPr>
+                <w:rFonts w:ascii="Times New Roman" w:hAnsi="Times New Roman" w:cs="Times New Roman"/>
+                <w:sz w:val="24"/>
+                <w:szCs w:val="24"/>
+              </w:rPr>
+              <w:t>motivasi</w:t>
+            </w:r>
+            <w:proofErr w:type="spellEnd"/>
+            <w:r>
+              <w:rPr>
+                <w:rFonts w:ascii="Times New Roman" w:hAnsi="Times New Roman" w:cs="Times New Roman"/>
+                <w:sz w:val="24"/>
+                <w:szCs w:val="24"/>
+              </w:rPr>
+              <w:t xml:space="preserve">, problem perlu </w:t>
+            </w:r>
+            <w:proofErr w:type="spellStart"/>
+            <w:r>
+              <w:rPr>
+                <w:rFonts w:ascii="Times New Roman" w:hAnsi="Times New Roman" w:cs="Times New Roman"/>
+                <w:sz w:val="24"/>
+                <w:szCs w:val="24"/>
+              </w:rPr>
+              <w:t>dipertegas</w:t>
+            </w:r>
+            <w:proofErr w:type="spellEnd"/>
+            <w:r>
+              <w:rPr>
+                <w:rFonts w:ascii="Times New Roman" w:hAnsi="Times New Roman" w:cs="Times New Roman"/>
+                <w:sz w:val="24"/>
+                <w:szCs w:val="24"/>
+              </w:rPr>
+              <w:t xml:space="preserve">, </w:t>
+            </w:r>
+            <w:proofErr w:type="spellStart"/>
+            <w:r>
+              <w:rPr>
+                <w:rFonts w:ascii="Times New Roman" w:hAnsi="Times New Roman" w:cs="Times New Roman"/>
+                <w:sz w:val="24"/>
+                <w:szCs w:val="24"/>
+              </w:rPr>
+              <w:t>apa</w:t>
             </w:r>
             <w:proofErr w:type="spellEnd"/>
             <w:r>
@@ -706,25 +782,7 @@
                 <w:sz w:val="24"/>
                 <w:szCs w:val="24"/>
               </w:rPr>
-              <w:t>apa</w:t>
-            </w:r>
-            <w:proofErr w:type="spellEnd"/>
-            <w:r>
-              <w:rPr>
-                <w:rFonts w:ascii="Times New Roman" w:hAnsi="Times New Roman" w:cs="Times New Roman"/>
-                <w:sz w:val="24"/>
-                <w:szCs w:val="24"/>
-              </w:rPr>
-              <w:t xml:space="preserve"> yang </w:t>
-            </w:r>
-            <w:proofErr w:type="spellStart"/>
-            <w:r>
-              <w:rPr>
-                <w:rFonts w:ascii="Times New Roman" w:hAnsi="Times New Roman" w:cs="Times New Roman"/>
-                <w:sz w:val="24"/>
-                <w:szCs w:val="24"/>
-              </w:rPr>
-              <w:t>diklaim</w:t>
+              <w:t>sebenarnya</w:t>
             </w:r>
             <w:proofErr w:type="spellEnd"/>
             <w:r>
@@ -742,7 +800,76 @@
                 <w:sz w:val="24"/>
                 <w:szCs w:val="24"/>
               </w:rPr>
-              <w:t>sebagai</w:t>
+              <w:t>itu</w:t>
+            </w:r>
+            <w:proofErr w:type="spellEnd"/>
+            <w:r>
+              <w:rPr>
+                <w:rFonts w:ascii="Times New Roman" w:hAnsi="Times New Roman" w:cs="Times New Roman"/>
+                <w:sz w:val="24"/>
+                <w:szCs w:val="24"/>
+              </w:rPr>
+              <w:t xml:space="preserve"> yang ingin </w:t>
+            </w:r>
+            <w:proofErr w:type="spellStart"/>
+            <w:r>
+              <w:rPr>
+                <w:rFonts w:ascii="Times New Roman" w:hAnsi="Times New Roman" w:cs="Times New Roman"/>
+                <w:sz w:val="24"/>
+                <w:szCs w:val="24"/>
+              </w:rPr>
+              <w:t>ditangani</w:t>
+            </w:r>
+            <w:proofErr w:type="spellEnd"/>
+          </w:p>
+        </w:tc>
+        <w:tc>
+          <w:tcPr>
+            <w:tcW w:w="5812" w:type="dxa"/>
+            <w:vAlign w:val="center"/>
+          </w:tcPr>
+          <w:p>
+            <w:pPr>
+              <w:rPr>
+                <w:rFonts w:ascii="Times New Roman" w:hAnsi="Times New Roman" w:cs="Times New Roman"/>
+                <w:sz w:val="24"/>
+                <w:szCs w:val="24"/>
+              </w:rPr>
+            </w:pPr>
+            <w:r>
+              <w:rPr>
+                <w:rFonts w:ascii="Times New Roman" w:hAnsi="Times New Roman" w:cs="Times New Roman"/>
+                <w:sz w:val="24"/>
+                <w:szCs w:val="24"/>
+              </w:rPr>
+              <w:t xml:space="preserve">Halaman 3 </w:t>
+            </w:r>
+            <w:proofErr w:type="spellStart"/>
+            <w:r>
+              <w:rPr>
+                <w:rFonts w:ascii="Times New Roman" w:hAnsi="Times New Roman" w:cs="Times New Roman"/>
+                <w:sz w:val="24"/>
+                <w:szCs w:val="24"/>
+              </w:rPr>
+              <w:t>paragraf</w:t>
+            </w:r>
+            <w:proofErr w:type="spellEnd"/>
+            <w:r>
+              <w:rPr>
+                <w:rFonts w:ascii="Times New Roman" w:hAnsi="Times New Roman" w:cs="Times New Roman"/>
+                <w:sz w:val="24"/>
+                <w:szCs w:val="24"/>
+              </w:rPr>
+              <w:t xml:space="preserve"> terakhir – halaman 4 </w:t>
+            </w:r>
+            <w:proofErr w:type="spellStart"/>
+            <w:r>
+              <w:rPr>
+                <w:rFonts w:ascii="Times New Roman" w:hAnsi="Times New Roman" w:cs="Times New Roman"/>
+                <w:sz w:val="24"/>
+                <w:szCs w:val="24"/>
+              </w:rPr>
+              <w:t>paragraf</w:t>
             </w:r>
             <w:proofErr w:type="spellEnd"/>
             <w:r>
@@ -760,55 +887,14 @@
                 <w:sz w:val="24"/>
                 <w:szCs w:val="24"/>
               </w:rPr>
-              <w:t>kontribusi</w:t>
-            </w:r>
-            <w:proofErr w:type="spellEnd"/>
-            <w:r>
-              <w:rPr>
-                <w:rFonts w:ascii="Times New Roman" w:hAnsi="Times New Roman" w:cs="Times New Roman"/>
-                <w:sz w:val="24"/>
-                <w:szCs w:val="24"/>
-              </w:rPr>
-              <w:t xml:space="preserve">, apakah pipeline </w:t>
-            </w:r>
-            <w:proofErr w:type="spellStart"/>
-            <w:r>
-              <w:rPr>
-                <w:rFonts w:ascii="Times New Roman" w:hAnsi="Times New Roman" w:cs="Times New Roman"/>
-                <w:sz w:val="24"/>
-                <w:szCs w:val="24"/>
-              </w:rPr>
-              <w:t>nya</w:t>
-            </w:r>
-            <w:proofErr w:type="spellEnd"/>
-            <w:r>
-              <w:rPr>
-                <w:rFonts w:ascii="Times New Roman" w:hAnsi="Times New Roman" w:cs="Times New Roman"/>
-                <w:sz w:val="24"/>
-                <w:szCs w:val="24"/>
-              </w:rPr>
-              <w:t xml:space="preserve"> atau yang lain</w:t>
-            </w:r>
-          </w:p>
-        </w:tc>
-        <w:tc>
-          <w:tcPr>
-            <w:tcW w:w="5103" w:type="dxa"/>
-            <w:vAlign w:val="center"/>
-          </w:tcPr>
-          <w:p>
-            <w:pPr>
-              <w:rPr>
-                <w:rFonts w:ascii="Times New Roman" w:hAnsi="Times New Roman" w:cs="Times New Roman"/>
-                <w:sz w:val="24"/>
-                <w:szCs w:val="24"/>
-              </w:rPr>
-            </w:pPr>
-          </w:p>
-        </w:tc>
-        <w:tc>
-          <w:tcPr>
-            <w:tcW w:w="1276" w:type="dxa"/>
+              <w:t>pertama</w:t>
+            </w:r>
+            <w:proofErr w:type="spellEnd"/>
+          </w:p>
+        </w:tc>
+        <w:tc>
+          <w:tcPr>
+            <w:tcW w:w="2410" w:type="dxa"/>
             <w:vAlign w:val="center"/>
           </w:tcPr>
           <w:p>
@@ -869,81 +955,153 @@
                 <w:sz w:val="24"/>
                 <w:szCs w:val="24"/>
               </w:rPr>
-              <w:t>Tunjukkan</w:t>
-            </w:r>
-            <w:proofErr w:type="spellEnd"/>
-            <w:r>
-              <w:rPr>
-                <w:rFonts w:ascii="Times New Roman" w:hAnsi="Times New Roman" w:cs="Times New Roman"/>
-                <w:sz w:val="24"/>
-                <w:szCs w:val="24"/>
-              </w:rPr>
-              <w:t xml:space="preserve"> pada </w:t>
-            </w:r>
-            <w:proofErr w:type="spellStart"/>
-            <w:r>
-              <w:rPr>
-                <w:rFonts w:ascii="Times New Roman" w:hAnsi="Times New Roman" w:cs="Times New Roman"/>
-                <w:sz w:val="24"/>
-                <w:szCs w:val="24"/>
-              </w:rPr>
-              <w:t>skema</w:t>
-            </w:r>
-            <w:proofErr w:type="spellEnd"/>
-            <w:r>
-              <w:rPr>
-                <w:rFonts w:ascii="Times New Roman" w:hAnsi="Times New Roman" w:cs="Times New Roman"/>
-                <w:sz w:val="24"/>
-                <w:szCs w:val="24"/>
-              </w:rPr>
-              <w:t xml:space="preserve">, bagian mana metode </w:t>
-            </w:r>
-            <w:proofErr w:type="spellStart"/>
-            <w:r>
-              <w:rPr>
-                <w:rFonts w:ascii="Times New Roman" w:hAnsi="Times New Roman" w:cs="Times New Roman"/>
-                <w:sz w:val="24"/>
-                <w:szCs w:val="24"/>
-              </w:rPr>
-              <w:t>usulan</w:t>
-            </w:r>
-            <w:proofErr w:type="spellEnd"/>
-            <w:r>
-              <w:rPr>
-                <w:rFonts w:ascii="Times New Roman" w:hAnsi="Times New Roman" w:cs="Times New Roman"/>
-                <w:sz w:val="24"/>
-                <w:szCs w:val="24"/>
-              </w:rPr>
-              <w:t xml:space="preserve"> yang dibuat</w:t>
-            </w:r>
-          </w:p>
-        </w:tc>
-        <w:tc>
-          <w:tcPr>
-            <w:tcW w:w="5103" w:type="dxa"/>
-            <w:vAlign w:val="center"/>
-          </w:tcPr>
-          <w:p>
-            <w:pPr>
-              <w:rPr>
-                <w:rFonts w:ascii="Times New Roman" w:hAnsi="Times New Roman" w:cs="Times New Roman"/>
-                <w:sz w:val="24"/>
-                <w:szCs w:val="24"/>
-              </w:rPr>
-            </w:pPr>
-            <w:r>
-              <w:rPr>
-                <w:rFonts w:ascii="Times New Roman" w:hAnsi="Times New Roman" w:cs="Times New Roman"/>
-                <w:sz w:val="24"/>
-                <w:szCs w:val="24"/>
-              </w:rPr>
-              <w:t>Halaman 32 - 35 (Sub BAB IV.5.2)</w:t>
-            </w:r>
-          </w:p>
-        </w:tc>
-        <w:tc>
-          <w:tcPr>
-            <w:tcW w:w="1276" w:type="dxa"/>
+              <w:t>Perkuat</w:t>
+            </w:r>
+            <w:proofErr w:type="spellEnd"/>
+            <w:r>
+              <w:rPr>
+                <w:rFonts w:ascii="Times New Roman" w:hAnsi="Times New Roman" w:cs="Times New Roman"/>
+                <w:sz w:val="24"/>
+                <w:szCs w:val="24"/>
+              </w:rPr>
+              <w:t xml:space="preserve"> </w:t>
+            </w:r>
+            <w:proofErr w:type="spellStart"/>
+            <w:r>
+              <w:rPr>
+                <w:rFonts w:ascii="Times New Roman" w:hAnsi="Times New Roman" w:cs="Times New Roman"/>
+                <w:sz w:val="24"/>
+                <w:szCs w:val="24"/>
+              </w:rPr>
+              <w:t>apa</w:t>
+            </w:r>
+            <w:proofErr w:type="spellEnd"/>
+            <w:r>
+              <w:rPr>
+                <w:rFonts w:ascii="Times New Roman" w:hAnsi="Times New Roman" w:cs="Times New Roman"/>
+                <w:sz w:val="24"/>
+                <w:szCs w:val="24"/>
+              </w:rPr>
+              <w:t xml:space="preserve"> yang </w:t>
+            </w:r>
+            <w:proofErr w:type="spellStart"/>
+            <w:r>
+              <w:rPr>
+                <w:rFonts w:ascii="Times New Roman" w:hAnsi="Times New Roman" w:cs="Times New Roman"/>
+                <w:sz w:val="24"/>
+                <w:szCs w:val="24"/>
+              </w:rPr>
+              <w:t>diklaim</w:t>
+            </w:r>
+            <w:proofErr w:type="spellEnd"/>
+            <w:r>
+              <w:rPr>
+                <w:rFonts w:ascii="Times New Roman" w:hAnsi="Times New Roman" w:cs="Times New Roman"/>
+                <w:sz w:val="24"/>
+                <w:szCs w:val="24"/>
+              </w:rPr>
+              <w:t xml:space="preserve"> </w:t>
+            </w:r>
+            <w:proofErr w:type="spellStart"/>
+            <w:r>
+              <w:rPr>
+                <w:rFonts w:ascii="Times New Roman" w:hAnsi="Times New Roman" w:cs="Times New Roman"/>
+                <w:sz w:val="24"/>
+                <w:szCs w:val="24"/>
+              </w:rPr>
+              <w:t>sebagai</w:t>
+            </w:r>
+            <w:proofErr w:type="spellEnd"/>
+            <w:r>
+              <w:rPr>
+                <w:rFonts w:ascii="Times New Roman" w:hAnsi="Times New Roman" w:cs="Times New Roman"/>
+                <w:sz w:val="24"/>
+                <w:szCs w:val="24"/>
+              </w:rPr>
+              <w:t xml:space="preserve"> </w:t>
+            </w:r>
+            <w:proofErr w:type="spellStart"/>
+            <w:r>
+              <w:rPr>
+                <w:rFonts w:ascii="Times New Roman" w:hAnsi="Times New Roman" w:cs="Times New Roman"/>
+                <w:sz w:val="24"/>
+                <w:szCs w:val="24"/>
+              </w:rPr>
+              <w:t>kontribusi</w:t>
+            </w:r>
+            <w:proofErr w:type="spellEnd"/>
+            <w:r>
+              <w:rPr>
+                <w:rFonts w:ascii="Times New Roman" w:hAnsi="Times New Roman" w:cs="Times New Roman"/>
+                <w:sz w:val="24"/>
+                <w:szCs w:val="24"/>
+              </w:rPr>
+              <w:t xml:space="preserve">, apakah pipeline </w:t>
+            </w:r>
+            <w:proofErr w:type="spellStart"/>
+            <w:r>
+              <w:rPr>
+                <w:rFonts w:ascii="Times New Roman" w:hAnsi="Times New Roman" w:cs="Times New Roman"/>
+                <w:sz w:val="24"/>
+                <w:szCs w:val="24"/>
+              </w:rPr>
+              <w:t>nya</w:t>
+            </w:r>
+            <w:proofErr w:type="spellEnd"/>
+            <w:r>
+              <w:rPr>
+                <w:rFonts w:ascii="Times New Roman" w:hAnsi="Times New Roman" w:cs="Times New Roman"/>
+                <w:sz w:val="24"/>
+                <w:szCs w:val="24"/>
+              </w:rPr>
+              <w:t xml:space="preserve"> atau yang lain</w:t>
+            </w:r>
+          </w:p>
+        </w:tc>
+        <w:tc>
+          <w:tcPr>
+            <w:tcW w:w="5812" w:type="dxa"/>
+            <w:vAlign w:val="center"/>
+          </w:tcPr>
+          <w:p>
+            <w:pPr>
+              <w:rPr>
+                <w:rFonts w:ascii="Times New Roman" w:hAnsi="Times New Roman" w:cs="Times New Roman"/>
+                <w:sz w:val="24"/>
+                <w:szCs w:val="24"/>
+              </w:rPr>
+            </w:pPr>
+            <w:r>
+              <w:rPr>
+                <w:rFonts w:ascii="Times New Roman" w:hAnsi="Times New Roman" w:cs="Times New Roman"/>
+                <w:sz w:val="24"/>
+                <w:szCs w:val="24"/>
+              </w:rPr>
+              <w:t xml:space="preserve">Halaman 5 </w:t>
+            </w:r>
+            <w:proofErr w:type="spellStart"/>
+            <w:r>
+              <w:rPr>
+                <w:rFonts w:ascii="Times New Roman" w:hAnsi="Times New Roman" w:cs="Times New Roman"/>
+                <w:sz w:val="24"/>
+                <w:szCs w:val="24"/>
+              </w:rPr>
+              <w:t>paragraf</w:t>
+            </w:r>
+            <w:proofErr w:type="spellEnd"/>
+            <w:r>
+              <w:rPr>
+                <w:rFonts w:ascii="Times New Roman" w:hAnsi="Times New Roman" w:cs="Times New Roman"/>
+                <w:sz w:val="24"/>
+                <w:szCs w:val="24"/>
+              </w:rPr>
+              <w:t xml:space="preserve"> ke-2 dan halaman 7 (Sub BAB I.6)</w:t>
+            </w:r>
+          </w:p>
+        </w:tc>
+        <w:tc>
+          <w:tcPr>
+            <w:tcW w:w="2410" w:type="dxa"/>
             <w:vAlign w:val="center"/>
           </w:tcPr>
           <w:p>
@@ -1004,27 +1162,117 @@
                 <w:sz w:val="24"/>
                 <w:szCs w:val="24"/>
               </w:rPr>
-              <w:t>Langkah-langkah</w:t>
-            </w:r>
-            <w:proofErr w:type="spellEnd"/>
-            <w:r>
-              <w:rPr>
-                <w:rFonts w:ascii="Times New Roman" w:hAnsi="Times New Roman" w:cs="Times New Roman"/>
-                <w:sz w:val="24"/>
-                <w:szCs w:val="24"/>
-              </w:rPr>
-              <w:t xml:space="preserve"> seleksi dataset </w:t>
-            </w:r>
-            <w:proofErr w:type="spellStart"/>
-            <w:r>
-              <w:rPr>
-                <w:rFonts w:ascii="Times New Roman" w:hAnsi="Times New Roman" w:cs="Times New Roman"/>
-                <w:sz w:val="24"/>
-                <w:szCs w:val="24"/>
-              </w:rPr>
-              <w:t>dijelaskan</w:t>
-            </w:r>
-            <w:proofErr w:type="spellEnd"/>
+              <w:t>Tunjukkan</w:t>
+            </w:r>
+            <w:proofErr w:type="spellEnd"/>
+            <w:r>
+              <w:rPr>
+                <w:rFonts w:ascii="Times New Roman" w:hAnsi="Times New Roman" w:cs="Times New Roman"/>
+                <w:sz w:val="24"/>
+                <w:szCs w:val="24"/>
+              </w:rPr>
+              <w:t xml:space="preserve"> pada </w:t>
+            </w:r>
+            <w:proofErr w:type="spellStart"/>
+            <w:r>
+              <w:rPr>
+                <w:rFonts w:ascii="Times New Roman" w:hAnsi="Times New Roman" w:cs="Times New Roman"/>
+                <w:sz w:val="24"/>
+                <w:szCs w:val="24"/>
+              </w:rPr>
+              <w:t>skema</w:t>
+            </w:r>
+            <w:proofErr w:type="spellEnd"/>
+            <w:r>
+              <w:rPr>
+                <w:rFonts w:ascii="Times New Roman" w:hAnsi="Times New Roman" w:cs="Times New Roman"/>
+                <w:sz w:val="24"/>
+                <w:szCs w:val="24"/>
+              </w:rPr>
+              <w:t xml:space="preserve">, bagian mana metode </w:t>
+            </w:r>
+            <w:proofErr w:type="spellStart"/>
+            <w:r>
+              <w:rPr>
+                <w:rFonts w:ascii="Times New Roman" w:hAnsi="Times New Roman" w:cs="Times New Roman"/>
+                <w:sz w:val="24"/>
+                <w:szCs w:val="24"/>
+              </w:rPr>
+              <w:t>usulan</w:t>
+            </w:r>
+            <w:proofErr w:type="spellEnd"/>
+            <w:r>
+              <w:rPr>
+                <w:rFonts w:ascii="Times New Roman" w:hAnsi="Times New Roman" w:cs="Times New Roman"/>
+                <w:sz w:val="24"/>
+                <w:szCs w:val="24"/>
+              </w:rPr>
+              <w:t xml:space="preserve"> yang dibuat</w:t>
+            </w:r>
+          </w:p>
+        </w:tc>
+        <w:tc>
+          <w:tcPr>
+            <w:tcW w:w="5812" w:type="dxa"/>
+            <w:vAlign w:val="center"/>
+          </w:tcPr>
+          <w:p>
+            <w:pPr>
+              <w:rPr>
+                <w:rFonts w:ascii="Times New Roman" w:hAnsi="Times New Roman" w:cs="Times New Roman"/>
+                <w:sz w:val="24"/>
+                <w:szCs w:val="24"/>
+              </w:rPr>
+            </w:pPr>
+            <w:r>
+              <w:rPr>
+                <w:rFonts w:ascii="Times New Roman" w:hAnsi="Times New Roman" w:cs="Times New Roman"/>
+                <w:sz w:val="24"/>
+                <w:szCs w:val="24"/>
+              </w:rPr>
+              <w:t>Halaman 32</w:t>
+            </w:r>
+            <w:r>
+              <w:rPr>
+                <w:rFonts w:ascii="Times New Roman" w:hAnsi="Times New Roman" w:cs="Times New Roman"/>
+                <w:sz w:val="24"/>
+                <w:szCs w:val="24"/>
+              </w:rPr>
+              <w:t xml:space="preserve"> Gambar IV.6  dan</w:t>
+            </w:r>
+          </w:p>
+          <w:p>
+            <w:pPr>
+              <w:rPr>
+                <w:rFonts w:ascii="Times New Roman" w:hAnsi="Times New Roman" w:cs="Times New Roman"/>
+                <w:sz w:val="24"/>
+                <w:szCs w:val="24"/>
+              </w:rPr>
+            </w:pPr>
+            <w:r>
+              <w:rPr>
+                <w:rFonts w:ascii="Times New Roman" w:hAnsi="Times New Roman" w:cs="Times New Roman"/>
+                <w:sz w:val="24"/>
+                <w:szCs w:val="24"/>
+              </w:rPr>
+              <w:t xml:space="preserve">Halaman </w:t>
+            </w:r>
+            <w:r>
+              <w:rPr>
+                <w:rFonts w:ascii="Times New Roman" w:hAnsi="Times New Roman" w:cs="Times New Roman"/>
+                <w:sz w:val="24"/>
+                <w:szCs w:val="24"/>
+              </w:rPr>
+              <w:t>3</w:t>
+            </w:r>
+            <w:r>
+              <w:rPr>
+                <w:rFonts w:ascii="Times New Roman" w:hAnsi="Times New Roman" w:cs="Times New Roman"/>
+                <w:sz w:val="24"/>
+                <w:szCs w:val="24"/>
+              </w:rPr>
+              <w:t>4</w:t>
+            </w:r>
             <w:r>
               <w:rPr>
                 <w:rFonts w:ascii="Times New Roman" w:hAnsi="Times New Roman" w:cs="Times New Roman"/>
@@ -1033,116 +1281,27 @@
               </w:rPr>
               <w:t xml:space="preserve"> </w:t>
             </w:r>
-            <w:proofErr w:type="spellStart"/>
-            <w:r>
-              <w:rPr>
-                <w:rFonts w:ascii="Times New Roman" w:hAnsi="Times New Roman" w:cs="Times New Roman"/>
-                <w:sz w:val="24"/>
-                <w:szCs w:val="24"/>
-              </w:rPr>
-              <w:t>secara</w:t>
-            </w:r>
-            <w:proofErr w:type="spellEnd"/>
-            <w:r>
-              <w:rPr>
-                <w:rFonts w:ascii="Times New Roman" w:hAnsi="Times New Roman" w:cs="Times New Roman"/>
-                <w:sz w:val="24"/>
-                <w:szCs w:val="24"/>
-              </w:rPr>
-              <w:t xml:space="preserve"> </w:t>
-            </w:r>
-            <w:proofErr w:type="spellStart"/>
-            <w:r>
-              <w:rPr>
-                <w:rFonts w:ascii="Times New Roman" w:hAnsi="Times New Roman" w:cs="Times New Roman"/>
-                <w:sz w:val="24"/>
-                <w:szCs w:val="24"/>
-              </w:rPr>
-              <w:t>runut</w:t>
-            </w:r>
-            <w:proofErr w:type="spellEnd"/>
-            <w:r>
-              <w:rPr>
-                <w:rFonts w:ascii="Times New Roman" w:hAnsi="Times New Roman" w:cs="Times New Roman"/>
-                <w:sz w:val="24"/>
-                <w:szCs w:val="24"/>
-              </w:rPr>
-              <w:t xml:space="preserve"> </w:t>
-            </w:r>
-            <w:proofErr w:type="spellStart"/>
-            <w:r>
-              <w:rPr>
-                <w:rFonts w:ascii="Times New Roman" w:hAnsi="Times New Roman" w:cs="Times New Roman"/>
-                <w:sz w:val="24"/>
-                <w:szCs w:val="24"/>
-              </w:rPr>
-              <w:t>beserta</w:t>
-            </w:r>
-            <w:proofErr w:type="spellEnd"/>
-            <w:r>
-              <w:rPr>
-                <w:rFonts w:ascii="Times New Roman" w:hAnsi="Times New Roman" w:cs="Times New Roman"/>
-                <w:sz w:val="24"/>
-                <w:szCs w:val="24"/>
-              </w:rPr>
-              <w:t xml:space="preserve"> jumlah image dalam datasetnya sebelum dan </w:t>
-            </w:r>
-            <w:proofErr w:type="spellStart"/>
-            <w:r>
-              <w:rPr>
-                <w:rFonts w:ascii="Times New Roman" w:hAnsi="Times New Roman" w:cs="Times New Roman"/>
-                <w:sz w:val="24"/>
-                <w:szCs w:val="24"/>
-              </w:rPr>
-              <w:t>sesudah</w:t>
-            </w:r>
-            <w:proofErr w:type="spellEnd"/>
-            <w:r>
-              <w:rPr>
-                <w:rFonts w:ascii="Times New Roman" w:hAnsi="Times New Roman" w:cs="Times New Roman"/>
-                <w:sz w:val="24"/>
-                <w:szCs w:val="24"/>
-              </w:rPr>
-              <w:t xml:space="preserve"> </w:t>
-            </w:r>
-            <w:proofErr w:type="spellStart"/>
-            <w:r>
-              <w:rPr>
-                <w:rFonts w:ascii="Times New Roman" w:hAnsi="Times New Roman" w:cs="Times New Roman"/>
-                <w:sz w:val="24"/>
-                <w:szCs w:val="24"/>
-              </w:rPr>
-              <w:t>diseleksi</w:t>
-            </w:r>
-            <w:proofErr w:type="spellEnd"/>
-          </w:p>
-        </w:tc>
-        <w:tc>
-          <w:tcPr>
-            <w:tcW w:w="5103" w:type="dxa"/>
-            <w:vAlign w:val="center"/>
-          </w:tcPr>
-          <w:p>
-            <w:pPr>
-              <w:rPr>
-                <w:rFonts w:ascii="Times New Roman" w:hAnsi="Times New Roman" w:cs="Times New Roman"/>
-                <w:sz w:val="24"/>
-                <w:szCs w:val="24"/>
-              </w:rPr>
-            </w:pPr>
-            <w:r>
-              <w:rPr>
-                <w:rFonts w:ascii="Times New Roman" w:hAnsi="Times New Roman" w:cs="Times New Roman"/>
-                <w:sz w:val="24"/>
-                <w:szCs w:val="24"/>
-              </w:rPr>
-              <w:t>Halaman 36 - 38 (Sub BAB IV.6)</w:t>
-            </w:r>
-          </w:p>
-        </w:tc>
-        <w:tc>
-          <w:tcPr>
-            <w:tcW w:w="1276" w:type="dxa"/>
+            <w:r>
+              <w:rPr>
+                <w:rFonts w:ascii="Times New Roman" w:hAnsi="Times New Roman" w:cs="Times New Roman"/>
+                <w:sz w:val="24"/>
+                <w:szCs w:val="24"/>
+              </w:rPr>
+              <w:t xml:space="preserve">Gambar IV.7 </w:t>
+            </w:r>
+            <w:r>
+              <w:rPr>
+                <w:rFonts w:ascii="Times New Roman" w:hAnsi="Times New Roman" w:cs="Times New Roman"/>
+                <w:sz w:val="24"/>
+                <w:szCs w:val="24"/>
+              </w:rPr>
+              <w:t>(Sub BAB IV.5.2)</w:t>
+            </w:r>
+          </w:p>
+        </w:tc>
+        <w:tc>
+          <w:tcPr>
+            <w:tcW w:w="2410" w:type="dxa"/>
             <w:vAlign w:val="center"/>
           </w:tcPr>
           <w:p>
@@ -1196,78 +1355,202 @@
                 <w:szCs w:val="24"/>
               </w:rPr>
             </w:pPr>
-            <w:r>
-              <w:rPr>
-                <w:rFonts w:ascii="Times New Roman" w:hAnsi="Times New Roman" w:cs="Times New Roman"/>
-                <w:sz w:val="24"/>
-                <w:szCs w:val="24"/>
-              </w:rPr>
-              <w:t xml:space="preserve">Masalah aturan </w:t>
-            </w:r>
-            <w:proofErr w:type="spellStart"/>
-            <w:r>
-              <w:rPr>
-                <w:rFonts w:ascii="Times New Roman" w:hAnsi="Times New Roman" w:cs="Times New Roman"/>
-                <w:sz w:val="24"/>
-                <w:szCs w:val="24"/>
-              </w:rPr>
-              <w:t>pembobotan</w:t>
-            </w:r>
-            <w:proofErr w:type="spellEnd"/>
-            <w:r>
-              <w:rPr>
-                <w:rFonts w:ascii="Times New Roman" w:hAnsi="Times New Roman" w:cs="Times New Roman"/>
-                <w:sz w:val="24"/>
-                <w:szCs w:val="24"/>
-              </w:rPr>
-              <w:t xml:space="preserve"> perlu </w:t>
-            </w:r>
-            <w:proofErr w:type="spellStart"/>
-            <w:r>
-              <w:rPr>
-                <w:rFonts w:ascii="Times New Roman" w:hAnsi="Times New Roman" w:cs="Times New Roman"/>
-                <w:sz w:val="24"/>
-                <w:szCs w:val="24"/>
-              </w:rPr>
-              <w:t>dikaji</w:t>
-            </w:r>
-            <w:proofErr w:type="spellEnd"/>
-            <w:r>
-              <w:rPr>
-                <w:rFonts w:ascii="Times New Roman" w:hAnsi="Times New Roman" w:cs="Times New Roman"/>
-                <w:sz w:val="24"/>
-                <w:szCs w:val="24"/>
-              </w:rPr>
-              <w:t xml:space="preserve"> kembali</w:t>
-            </w:r>
-          </w:p>
-        </w:tc>
-        <w:tc>
-          <w:tcPr>
-            <w:tcW w:w="5103" w:type="dxa"/>
-            <w:vAlign w:val="center"/>
-          </w:tcPr>
-          <w:p>
-            <w:pPr>
-              <w:rPr>
-                <w:rFonts w:ascii="Times New Roman" w:hAnsi="Times New Roman" w:cs="Times New Roman"/>
-                <w:sz w:val="24"/>
-                <w:szCs w:val="24"/>
-              </w:rPr>
-            </w:pPr>
-            <w:r>
-              <w:rPr>
-                <w:rFonts w:ascii="Times New Roman" w:hAnsi="Times New Roman" w:cs="Times New Roman"/>
-                <w:sz w:val="24"/>
-                <w:szCs w:val="24"/>
-              </w:rPr>
-              <w:t>Halaman 33</w:t>
-            </w:r>
-          </w:p>
-        </w:tc>
-        <w:tc>
-          <w:tcPr>
-            <w:tcW w:w="1276" w:type="dxa"/>
+            <w:proofErr w:type="spellStart"/>
+            <w:r>
+              <w:rPr>
+                <w:rFonts w:ascii="Times New Roman" w:hAnsi="Times New Roman" w:cs="Times New Roman"/>
+                <w:sz w:val="24"/>
+                <w:szCs w:val="24"/>
+              </w:rPr>
+              <w:t>Langkah-langkah</w:t>
+            </w:r>
+            <w:proofErr w:type="spellEnd"/>
+            <w:r>
+              <w:rPr>
+                <w:rFonts w:ascii="Times New Roman" w:hAnsi="Times New Roman" w:cs="Times New Roman"/>
+                <w:sz w:val="24"/>
+                <w:szCs w:val="24"/>
+              </w:rPr>
+              <w:t xml:space="preserve"> seleksi dataset </w:t>
+            </w:r>
+            <w:proofErr w:type="spellStart"/>
+            <w:r>
+              <w:rPr>
+                <w:rFonts w:ascii="Times New Roman" w:hAnsi="Times New Roman" w:cs="Times New Roman"/>
+                <w:sz w:val="24"/>
+                <w:szCs w:val="24"/>
+              </w:rPr>
+              <w:t>dijelaskan</w:t>
+            </w:r>
+            <w:proofErr w:type="spellEnd"/>
+            <w:r>
+              <w:rPr>
+                <w:rFonts w:ascii="Times New Roman" w:hAnsi="Times New Roman" w:cs="Times New Roman"/>
+                <w:sz w:val="24"/>
+                <w:szCs w:val="24"/>
+              </w:rPr>
+              <w:t xml:space="preserve"> </w:t>
+            </w:r>
+            <w:proofErr w:type="spellStart"/>
+            <w:r>
+              <w:rPr>
+                <w:rFonts w:ascii="Times New Roman" w:hAnsi="Times New Roman" w:cs="Times New Roman"/>
+                <w:sz w:val="24"/>
+                <w:szCs w:val="24"/>
+              </w:rPr>
+              <w:t>secara</w:t>
+            </w:r>
+            <w:proofErr w:type="spellEnd"/>
+            <w:r>
+              <w:rPr>
+                <w:rFonts w:ascii="Times New Roman" w:hAnsi="Times New Roman" w:cs="Times New Roman"/>
+                <w:sz w:val="24"/>
+                <w:szCs w:val="24"/>
+              </w:rPr>
+              <w:t xml:space="preserve"> </w:t>
+            </w:r>
+            <w:proofErr w:type="spellStart"/>
+            <w:r>
+              <w:rPr>
+                <w:rFonts w:ascii="Times New Roman" w:hAnsi="Times New Roman" w:cs="Times New Roman"/>
+                <w:sz w:val="24"/>
+                <w:szCs w:val="24"/>
+              </w:rPr>
+              <w:t>runut</w:t>
+            </w:r>
+            <w:proofErr w:type="spellEnd"/>
+            <w:r>
+              <w:rPr>
+                <w:rFonts w:ascii="Times New Roman" w:hAnsi="Times New Roman" w:cs="Times New Roman"/>
+                <w:sz w:val="24"/>
+                <w:szCs w:val="24"/>
+              </w:rPr>
+              <w:t xml:space="preserve"> </w:t>
+            </w:r>
+            <w:proofErr w:type="spellStart"/>
+            <w:r>
+              <w:rPr>
+                <w:rFonts w:ascii="Times New Roman" w:hAnsi="Times New Roman" w:cs="Times New Roman"/>
+                <w:sz w:val="24"/>
+                <w:szCs w:val="24"/>
+              </w:rPr>
+              <w:t>beserta</w:t>
+            </w:r>
+            <w:proofErr w:type="spellEnd"/>
+            <w:r>
+              <w:rPr>
+                <w:rFonts w:ascii="Times New Roman" w:hAnsi="Times New Roman" w:cs="Times New Roman"/>
+                <w:sz w:val="24"/>
+                <w:szCs w:val="24"/>
+              </w:rPr>
+              <w:t xml:space="preserve"> jumlah image dalam datasetnya sebelum dan </w:t>
+            </w:r>
+            <w:proofErr w:type="spellStart"/>
+            <w:r>
+              <w:rPr>
+                <w:rFonts w:ascii="Times New Roman" w:hAnsi="Times New Roman" w:cs="Times New Roman"/>
+                <w:sz w:val="24"/>
+                <w:szCs w:val="24"/>
+              </w:rPr>
+              <w:t>sesudah</w:t>
+            </w:r>
+            <w:proofErr w:type="spellEnd"/>
+            <w:r>
+              <w:rPr>
+                <w:rFonts w:ascii="Times New Roman" w:hAnsi="Times New Roman" w:cs="Times New Roman"/>
+                <w:sz w:val="24"/>
+                <w:szCs w:val="24"/>
+              </w:rPr>
+              <w:t xml:space="preserve"> </w:t>
+            </w:r>
+            <w:proofErr w:type="spellStart"/>
+            <w:r>
+              <w:rPr>
+                <w:rFonts w:ascii="Times New Roman" w:hAnsi="Times New Roman" w:cs="Times New Roman"/>
+                <w:sz w:val="24"/>
+                <w:szCs w:val="24"/>
+              </w:rPr>
+              <w:t>diseleksi</w:t>
+            </w:r>
+            <w:proofErr w:type="spellEnd"/>
+          </w:p>
+        </w:tc>
+        <w:tc>
+          <w:tcPr>
+            <w:tcW w:w="5812" w:type="dxa"/>
+            <w:vAlign w:val="center"/>
+          </w:tcPr>
+          <w:p>
+            <w:pPr>
+              <w:rPr>
+                <w:rFonts w:ascii="Times New Roman" w:hAnsi="Times New Roman" w:cs="Times New Roman"/>
+                <w:sz w:val="24"/>
+                <w:szCs w:val="24"/>
+              </w:rPr>
+            </w:pPr>
+            <w:r>
+              <w:rPr>
+                <w:rFonts w:ascii="Times New Roman" w:hAnsi="Times New Roman" w:cs="Times New Roman"/>
+                <w:sz w:val="24"/>
+                <w:szCs w:val="24"/>
+              </w:rPr>
+              <w:t>Halaman 36</w:t>
+            </w:r>
+            <w:r>
+              <w:rPr>
+                <w:rFonts w:ascii="Times New Roman" w:hAnsi="Times New Roman" w:cs="Times New Roman"/>
+                <w:sz w:val="24"/>
+                <w:szCs w:val="24"/>
+              </w:rPr>
+              <w:t xml:space="preserve"> </w:t>
+            </w:r>
+            <w:proofErr w:type="spellStart"/>
+            <w:r>
+              <w:rPr>
+                <w:rFonts w:ascii="Times New Roman" w:hAnsi="Times New Roman" w:cs="Times New Roman"/>
+                <w:sz w:val="24"/>
+                <w:szCs w:val="24"/>
+              </w:rPr>
+              <w:t>paragraf</w:t>
+            </w:r>
+            <w:proofErr w:type="spellEnd"/>
+            <w:r>
+              <w:rPr>
+                <w:rFonts w:ascii="Times New Roman" w:hAnsi="Times New Roman" w:cs="Times New Roman"/>
+                <w:sz w:val="24"/>
+                <w:szCs w:val="24"/>
+              </w:rPr>
+              <w:t xml:space="preserve"> terakhir</w:t>
+            </w:r>
+            <w:r>
+              <w:rPr>
+                <w:rFonts w:ascii="Times New Roman" w:hAnsi="Times New Roman" w:cs="Times New Roman"/>
+                <w:sz w:val="24"/>
+                <w:szCs w:val="24"/>
+              </w:rPr>
+              <w:t xml:space="preserve"> </w:t>
+            </w:r>
+            <w:r>
+              <w:rPr>
+                <w:rFonts w:ascii="Times New Roman" w:hAnsi="Times New Roman" w:cs="Times New Roman"/>
+                <w:sz w:val="24"/>
+                <w:szCs w:val="24"/>
+              </w:rPr>
+              <w:t xml:space="preserve">- halaman </w:t>
+            </w:r>
+            <w:r>
+              <w:rPr>
+                <w:rFonts w:ascii="Times New Roman" w:hAnsi="Times New Roman" w:cs="Times New Roman"/>
+                <w:sz w:val="24"/>
+                <w:szCs w:val="24"/>
+              </w:rPr>
+              <w:t>38 (Sub BAB IV.6)</w:t>
+            </w:r>
+          </w:p>
+        </w:tc>
+        <w:tc>
+          <w:tcPr>
+            <w:tcW w:w="2410" w:type="dxa"/>
             <w:vAlign w:val="center"/>
           </w:tcPr>
           <w:p>
@@ -1327,74 +1610,72 @@
                 <w:sz w:val="24"/>
                 <w:szCs w:val="24"/>
               </w:rPr>
-              <w:t xml:space="preserve">Pengujian engagement coba untuk </w:t>
-            </w:r>
-            <w:proofErr w:type="spellStart"/>
-            <w:r>
-              <w:rPr>
-                <w:rFonts w:ascii="Times New Roman" w:hAnsi="Times New Roman" w:cs="Times New Roman"/>
-                <w:sz w:val="24"/>
-                <w:szCs w:val="24"/>
-              </w:rPr>
-              <w:t>seluruh</w:t>
-            </w:r>
-            <w:proofErr w:type="spellEnd"/>
-            <w:r>
-              <w:rPr>
-                <w:rFonts w:ascii="Times New Roman" w:hAnsi="Times New Roman" w:cs="Times New Roman"/>
-                <w:sz w:val="24"/>
-                <w:szCs w:val="24"/>
-              </w:rPr>
-              <w:t xml:space="preserve"> label emosi dan </w:t>
-            </w:r>
-            <w:proofErr w:type="spellStart"/>
-            <w:r>
-              <w:rPr>
-                <w:rFonts w:ascii="Times New Roman" w:hAnsi="Times New Roman" w:cs="Times New Roman"/>
-                <w:sz w:val="24"/>
-                <w:szCs w:val="24"/>
-              </w:rPr>
-              <w:t>seluruh</w:t>
-            </w:r>
-            <w:proofErr w:type="spellEnd"/>
-            <w:r>
-              <w:rPr>
-                <w:rFonts w:ascii="Times New Roman" w:hAnsi="Times New Roman" w:cs="Times New Roman"/>
-                <w:sz w:val="24"/>
-                <w:szCs w:val="24"/>
-              </w:rPr>
-              <w:t xml:space="preserve"> kondisi status </w:t>
-            </w:r>
-            <w:proofErr w:type="spellStart"/>
-            <w:r>
-              <w:rPr>
-                <w:rFonts w:ascii="Times New Roman" w:hAnsi="Times New Roman" w:cs="Times New Roman"/>
-                <w:sz w:val="24"/>
-                <w:szCs w:val="24"/>
-              </w:rPr>
-              <w:t>engagementnya</w:t>
-            </w:r>
-            <w:proofErr w:type="spellEnd"/>
-          </w:p>
-        </w:tc>
-        <w:tc>
-          <w:tcPr>
-            <w:tcW w:w="5103" w:type="dxa"/>
-            <w:vAlign w:val="center"/>
-          </w:tcPr>
-          <w:p>
-            <w:pPr>
-              <w:rPr>
-                <w:rFonts w:ascii="Times New Roman" w:hAnsi="Times New Roman" w:cs="Times New Roman"/>
-                <w:sz w:val="24"/>
-                <w:szCs w:val="24"/>
-              </w:rPr>
-            </w:pPr>
-          </w:p>
-        </w:tc>
-        <w:tc>
-          <w:tcPr>
-            <w:tcW w:w="1276" w:type="dxa"/>
+              <w:t xml:space="preserve">Masalah aturan </w:t>
+            </w:r>
+            <w:proofErr w:type="spellStart"/>
+            <w:r>
+              <w:rPr>
+                <w:rFonts w:ascii="Times New Roman" w:hAnsi="Times New Roman" w:cs="Times New Roman"/>
+                <w:sz w:val="24"/>
+                <w:szCs w:val="24"/>
+              </w:rPr>
+              <w:t>pembobotan</w:t>
+            </w:r>
+            <w:proofErr w:type="spellEnd"/>
+            <w:r>
+              <w:rPr>
+                <w:rFonts w:ascii="Times New Roman" w:hAnsi="Times New Roman" w:cs="Times New Roman"/>
+                <w:sz w:val="24"/>
+                <w:szCs w:val="24"/>
+              </w:rPr>
+              <w:t xml:space="preserve"> perlu </w:t>
+            </w:r>
+            <w:proofErr w:type="spellStart"/>
+            <w:r>
+              <w:rPr>
+                <w:rFonts w:ascii="Times New Roman" w:hAnsi="Times New Roman" w:cs="Times New Roman"/>
+                <w:sz w:val="24"/>
+                <w:szCs w:val="24"/>
+              </w:rPr>
+              <w:t>dikaji</w:t>
+            </w:r>
+            <w:proofErr w:type="spellEnd"/>
+            <w:r>
+              <w:rPr>
+                <w:rFonts w:ascii="Times New Roman" w:hAnsi="Times New Roman" w:cs="Times New Roman"/>
+                <w:sz w:val="24"/>
+                <w:szCs w:val="24"/>
+              </w:rPr>
+              <w:t xml:space="preserve"> kembali</w:t>
+            </w:r>
+          </w:p>
+        </w:tc>
+        <w:tc>
+          <w:tcPr>
+            <w:tcW w:w="5812" w:type="dxa"/>
+            <w:vAlign w:val="center"/>
+          </w:tcPr>
+          <w:p>
+            <w:pPr>
+              <w:rPr>
+                <w:rFonts w:ascii="Times New Roman" w:hAnsi="Times New Roman" w:cs="Times New Roman"/>
+                <w:sz w:val="24"/>
+                <w:szCs w:val="24"/>
+              </w:rPr>
+            </w:pPr>
+            <w:r>
+              <w:rPr>
+                <w:rFonts w:ascii="Times New Roman" w:hAnsi="Times New Roman" w:cs="Times New Roman"/>
+                <w:sz w:val="24"/>
+                <w:szCs w:val="24"/>
+              </w:rPr>
+              <w:t>Halaman 33</w:t>
+            </w:r>
+          </w:p>
+        </w:tc>
+        <w:tc>
+          <w:tcPr>
+            <w:tcW w:w="2410" w:type="dxa"/>
             <w:vAlign w:val="center"/>
           </w:tcPr>
           <w:p>
@@ -1448,16 +1729,91 @@
                 <w:szCs w:val="24"/>
               </w:rPr>
             </w:pPr>
-            <w:proofErr w:type="spellStart"/>
-            <w:r>
-              <w:rPr>
-                <w:rFonts w:ascii="Times New Roman" w:hAnsi="Times New Roman" w:cs="Times New Roman"/>
-                <w:sz w:val="24"/>
-                <w:szCs w:val="24"/>
-              </w:rPr>
-              <w:t>Tuliskan</w:t>
-            </w:r>
-            <w:proofErr w:type="spellEnd"/>
+            <w:r>
+              <w:rPr>
+                <w:rFonts w:ascii="Times New Roman" w:hAnsi="Times New Roman" w:cs="Times New Roman"/>
+                <w:sz w:val="24"/>
+                <w:szCs w:val="24"/>
+              </w:rPr>
+              <w:t xml:space="preserve">Pengujian engagement coba untuk </w:t>
+            </w:r>
+            <w:proofErr w:type="spellStart"/>
+            <w:r>
+              <w:rPr>
+                <w:rFonts w:ascii="Times New Roman" w:hAnsi="Times New Roman" w:cs="Times New Roman"/>
+                <w:sz w:val="24"/>
+                <w:szCs w:val="24"/>
+              </w:rPr>
+              <w:t>seluruh</w:t>
+            </w:r>
+            <w:proofErr w:type="spellEnd"/>
+            <w:r>
+              <w:rPr>
+                <w:rFonts w:ascii="Times New Roman" w:hAnsi="Times New Roman" w:cs="Times New Roman"/>
+                <w:sz w:val="24"/>
+                <w:szCs w:val="24"/>
+              </w:rPr>
+              <w:t xml:space="preserve"> label emosi dan </w:t>
+            </w:r>
+            <w:proofErr w:type="spellStart"/>
+            <w:r>
+              <w:rPr>
+                <w:rFonts w:ascii="Times New Roman" w:hAnsi="Times New Roman" w:cs="Times New Roman"/>
+                <w:sz w:val="24"/>
+                <w:szCs w:val="24"/>
+              </w:rPr>
+              <w:t>seluruh</w:t>
+            </w:r>
+            <w:proofErr w:type="spellEnd"/>
+            <w:r>
+              <w:rPr>
+                <w:rFonts w:ascii="Times New Roman" w:hAnsi="Times New Roman" w:cs="Times New Roman"/>
+                <w:sz w:val="24"/>
+                <w:szCs w:val="24"/>
+              </w:rPr>
+              <w:t xml:space="preserve"> kondisi status </w:t>
+            </w:r>
+            <w:proofErr w:type="spellStart"/>
+            <w:r>
+              <w:rPr>
+                <w:rFonts w:ascii="Times New Roman" w:hAnsi="Times New Roman" w:cs="Times New Roman"/>
+                <w:sz w:val="24"/>
+                <w:szCs w:val="24"/>
+              </w:rPr>
+              <w:t>engagementnya</w:t>
+            </w:r>
+            <w:proofErr w:type="spellEnd"/>
+          </w:p>
+        </w:tc>
+        <w:tc>
+          <w:tcPr>
+            <w:tcW w:w="5812" w:type="dxa"/>
+            <w:vAlign w:val="center"/>
+          </w:tcPr>
+          <w:p>
+            <w:pPr>
+              <w:rPr>
+                <w:rFonts w:ascii="Times New Roman" w:hAnsi="Times New Roman" w:cs="Times New Roman"/>
+                <w:sz w:val="24"/>
+                <w:szCs w:val="24"/>
+              </w:rPr>
+            </w:pPr>
+            <w:r>
+              <w:rPr>
+                <w:rFonts w:ascii="Times New Roman" w:hAnsi="Times New Roman" w:cs="Times New Roman"/>
+                <w:sz w:val="24"/>
+                <w:szCs w:val="24"/>
+              </w:rPr>
+              <w:t>Halaman 6</w:t>
+            </w:r>
+            <w:r>
+              <w:rPr>
+                <w:rFonts w:ascii="Times New Roman" w:hAnsi="Times New Roman" w:cs="Times New Roman"/>
+                <w:sz w:val="24"/>
+                <w:szCs w:val="24"/>
+              </w:rPr>
+              <w:t>7</w:t>
+            </w:r>
             <w:r>
               <w:rPr>
                 <w:rFonts w:ascii="Times New Roman" w:hAnsi="Times New Roman" w:cs="Times New Roman"/>
@@ -1466,124 +1822,35 @@
               </w:rPr>
               <w:t xml:space="preserve"> </w:t>
             </w:r>
-            <w:proofErr w:type="spellStart"/>
-            <w:r>
-              <w:rPr>
-                <w:rFonts w:ascii="Times New Roman" w:hAnsi="Times New Roman" w:cs="Times New Roman"/>
-                <w:sz w:val="24"/>
-                <w:szCs w:val="24"/>
-              </w:rPr>
-              <w:t>spesifikasi</w:t>
-            </w:r>
-            <w:proofErr w:type="spellEnd"/>
-            <w:r>
-              <w:rPr>
-                <w:rFonts w:ascii="Times New Roman" w:hAnsi="Times New Roman" w:cs="Times New Roman"/>
-                <w:sz w:val="24"/>
-                <w:szCs w:val="24"/>
-              </w:rPr>
-              <w:t xml:space="preserve"> kamera yang </w:t>
-            </w:r>
-            <w:proofErr w:type="spellStart"/>
-            <w:r>
-              <w:rPr>
-                <w:rFonts w:ascii="Times New Roman" w:hAnsi="Times New Roman" w:cs="Times New Roman"/>
-                <w:sz w:val="24"/>
-                <w:szCs w:val="24"/>
-              </w:rPr>
-              <w:t>dimaksud</w:t>
-            </w:r>
-            <w:proofErr w:type="spellEnd"/>
-            <w:r>
-              <w:rPr>
-                <w:rFonts w:ascii="Times New Roman" w:hAnsi="Times New Roman" w:cs="Times New Roman"/>
-                <w:sz w:val="24"/>
-                <w:szCs w:val="24"/>
-              </w:rPr>
-              <w:t xml:space="preserve"> </w:t>
-            </w:r>
-            <w:proofErr w:type="spellStart"/>
-            <w:r>
-              <w:rPr>
-                <w:rFonts w:ascii="Times New Roman" w:hAnsi="Times New Roman" w:cs="Times New Roman"/>
-                <w:sz w:val="24"/>
-                <w:szCs w:val="24"/>
-              </w:rPr>
-              <w:t>dengan</w:t>
-            </w:r>
-            <w:proofErr w:type="spellEnd"/>
-            <w:r>
-              <w:rPr>
-                <w:rFonts w:ascii="Times New Roman" w:hAnsi="Times New Roman" w:cs="Times New Roman"/>
-                <w:sz w:val="24"/>
-                <w:szCs w:val="24"/>
-              </w:rPr>
-              <w:t xml:space="preserve"> </w:t>
-            </w:r>
-            <w:proofErr w:type="spellStart"/>
-            <w:r>
-              <w:rPr>
-                <w:rFonts w:ascii="Times New Roman" w:hAnsi="Times New Roman" w:cs="Times New Roman"/>
-                <w:sz w:val="24"/>
-                <w:szCs w:val="24"/>
-              </w:rPr>
-              <w:t>spesifikasi</w:t>
-            </w:r>
-            <w:proofErr w:type="spellEnd"/>
-            <w:r>
-              <w:rPr>
-                <w:rFonts w:ascii="Times New Roman" w:hAnsi="Times New Roman" w:cs="Times New Roman"/>
-                <w:sz w:val="24"/>
-                <w:szCs w:val="24"/>
-              </w:rPr>
-              <w:t xml:space="preserve"> </w:t>
-            </w:r>
-            <w:proofErr w:type="spellStart"/>
-            <w:r>
-              <w:rPr>
-                <w:rFonts w:ascii="Times New Roman" w:hAnsi="Times New Roman" w:cs="Times New Roman"/>
-                <w:sz w:val="24"/>
-                <w:szCs w:val="24"/>
-              </w:rPr>
-              <w:t>umum</w:t>
-            </w:r>
-            <w:proofErr w:type="spellEnd"/>
-            <w:r>
-              <w:rPr>
-                <w:rFonts w:ascii="Times New Roman" w:hAnsi="Times New Roman" w:cs="Times New Roman"/>
-                <w:sz w:val="24"/>
-                <w:szCs w:val="24"/>
-              </w:rPr>
-              <w:t xml:space="preserve"> atau minimal</w:t>
-            </w:r>
-          </w:p>
-        </w:tc>
-        <w:tc>
-          <w:tcPr>
-            <w:tcW w:w="5103" w:type="dxa"/>
-            <w:vAlign w:val="center"/>
-          </w:tcPr>
-          <w:p>
-            <w:pPr>
-              <w:rPr>
-                <w:rFonts w:ascii="Times New Roman" w:hAnsi="Times New Roman" w:cs="Times New Roman"/>
-                <w:sz w:val="24"/>
-                <w:szCs w:val="24"/>
-              </w:rPr>
-            </w:pPr>
-            <w:r>
-              <w:rPr>
-                <w:rFonts w:ascii="Times New Roman" w:hAnsi="Times New Roman" w:cs="Times New Roman"/>
-                <w:sz w:val="24"/>
-                <w:szCs w:val="24"/>
-              </w:rPr>
-              <w:t>Halaman 28 (Sub BAB IV.2.4)</w:t>
-            </w:r>
-          </w:p>
-        </w:tc>
-        <w:tc>
-          <w:tcPr>
-            <w:tcW w:w="1276" w:type="dxa"/>
+            <w:r>
+              <w:rPr>
+                <w:rFonts w:ascii="Times New Roman" w:hAnsi="Times New Roman" w:cs="Times New Roman"/>
+                <w:sz w:val="24"/>
+                <w:szCs w:val="24"/>
+              </w:rPr>
+              <w:t xml:space="preserve">- </w:t>
+            </w:r>
+            <w:r>
+              <w:rPr>
+                <w:rFonts w:ascii="Times New Roman" w:hAnsi="Times New Roman" w:cs="Times New Roman"/>
+                <w:sz w:val="24"/>
+                <w:szCs w:val="24"/>
+              </w:rPr>
+              <w:t>70</w:t>
+            </w:r>
+            <w:r>
+              <w:rPr>
+                <w:rFonts w:ascii="Times New Roman" w:hAnsi="Times New Roman" w:cs="Times New Roman"/>
+                <w:sz w:val="24"/>
+                <w:szCs w:val="24"/>
+              </w:rPr>
+              <w:t xml:space="preserve"> (Sub BAB V.4)</w:t>
+            </w:r>
+          </w:p>
+        </w:tc>
+        <w:tc>
+          <w:tcPr>
+            <w:tcW w:w="2410" w:type="dxa"/>
             <w:vAlign w:val="center"/>
           </w:tcPr>
           <w:p>
@@ -1637,6 +1904,237 @@
                 <w:szCs w:val="24"/>
               </w:rPr>
             </w:pPr>
+            <w:proofErr w:type="spellStart"/>
+            <w:r>
+              <w:rPr>
+                <w:rFonts w:ascii="Times New Roman" w:hAnsi="Times New Roman" w:cs="Times New Roman"/>
+                <w:sz w:val="24"/>
+                <w:szCs w:val="24"/>
+              </w:rPr>
+              <w:t>Tuliskan</w:t>
+            </w:r>
+            <w:proofErr w:type="spellEnd"/>
+            <w:r>
+              <w:rPr>
+                <w:rFonts w:ascii="Times New Roman" w:hAnsi="Times New Roman" w:cs="Times New Roman"/>
+                <w:sz w:val="24"/>
+                <w:szCs w:val="24"/>
+              </w:rPr>
+              <w:t xml:space="preserve"> </w:t>
+            </w:r>
+            <w:proofErr w:type="spellStart"/>
+            <w:r>
+              <w:rPr>
+                <w:rFonts w:ascii="Times New Roman" w:hAnsi="Times New Roman" w:cs="Times New Roman"/>
+                <w:sz w:val="24"/>
+                <w:szCs w:val="24"/>
+              </w:rPr>
+              <w:t>spesifikasi</w:t>
+            </w:r>
+            <w:proofErr w:type="spellEnd"/>
+            <w:r>
+              <w:rPr>
+                <w:rFonts w:ascii="Times New Roman" w:hAnsi="Times New Roman" w:cs="Times New Roman"/>
+                <w:sz w:val="24"/>
+                <w:szCs w:val="24"/>
+              </w:rPr>
+              <w:t xml:space="preserve"> kamera yang </w:t>
+            </w:r>
+            <w:proofErr w:type="spellStart"/>
+            <w:r>
+              <w:rPr>
+                <w:rFonts w:ascii="Times New Roman" w:hAnsi="Times New Roman" w:cs="Times New Roman"/>
+                <w:sz w:val="24"/>
+                <w:szCs w:val="24"/>
+              </w:rPr>
+              <w:t>dimaksud</w:t>
+            </w:r>
+            <w:proofErr w:type="spellEnd"/>
+            <w:r>
+              <w:rPr>
+                <w:rFonts w:ascii="Times New Roman" w:hAnsi="Times New Roman" w:cs="Times New Roman"/>
+                <w:sz w:val="24"/>
+                <w:szCs w:val="24"/>
+              </w:rPr>
+              <w:t xml:space="preserve"> </w:t>
+            </w:r>
+            <w:proofErr w:type="spellStart"/>
+            <w:r>
+              <w:rPr>
+                <w:rFonts w:ascii="Times New Roman" w:hAnsi="Times New Roman" w:cs="Times New Roman"/>
+                <w:sz w:val="24"/>
+                <w:szCs w:val="24"/>
+              </w:rPr>
+              <w:t>dengan</w:t>
+            </w:r>
+            <w:proofErr w:type="spellEnd"/>
+            <w:r>
+              <w:rPr>
+                <w:rFonts w:ascii="Times New Roman" w:hAnsi="Times New Roman" w:cs="Times New Roman"/>
+                <w:sz w:val="24"/>
+                <w:szCs w:val="24"/>
+              </w:rPr>
+              <w:t xml:space="preserve"> </w:t>
+            </w:r>
+            <w:proofErr w:type="spellStart"/>
+            <w:r>
+              <w:rPr>
+                <w:rFonts w:ascii="Times New Roman" w:hAnsi="Times New Roman" w:cs="Times New Roman"/>
+                <w:sz w:val="24"/>
+                <w:szCs w:val="24"/>
+              </w:rPr>
+              <w:t>spesifikasi</w:t>
+            </w:r>
+            <w:proofErr w:type="spellEnd"/>
+            <w:r>
+              <w:rPr>
+                <w:rFonts w:ascii="Times New Roman" w:hAnsi="Times New Roman" w:cs="Times New Roman"/>
+                <w:sz w:val="24"/>
+                <w:szCs w:val="24"/>
+              </w:rPr>
+              <w:t xml:space="preserve"> </w:t>
+            </w:r>
+            <w:proofErr w:type="spellStart"/>
+            <w:r>
+              <w:rPr>
+                <w:rFonts w:ascii="Times New Roman" w:hAnsi="Times New Roman" w:cs="Times New Roman"/>
+                <w:sz w:val="24"/>
+                <w:szCs w:val="24"/>
+              </w:rPr>
+              <w:t>umum</w:t>
+            </w:r>
+            <w:proofErr w:type="spellEnd"/>
+            <w:r>
+              <w:rPr>
+                <w:rFonts w:ascii="Times New Roman" w:hAnsi="Times New Roman" w:cs="Times New Roman"/>
+                <w:sz w:val="24"/>
+                <w:szCs w:val="24"/>
+              </w:rPr>
+              <w:t xml:space="preserve"> atau minimal</w:t>
+            </w:r>
+          </w:p>
+        </w:tc>
+        <w:tc>
+          <w:tcPr>
+            <w:tcW w:w="5812" w:type="dxa"/>
+            <w:vAlign w:val="center"/>
+          </w:tcPr>
+          <w:p>
+            <w:pPr>
+              <w:rPr>
+                <w:rFonts w:ascii="Times New Roman" w:hAnsi="Times New Roman" w:cs="Times New Roman"/>
+                <w:sz w:val="24"/>
+                <w:szCs w:val="24"/>
+              </w:rPr>
+            </w:pPr>
+            <w:r>
+              <w:rPr>
+                <w:rFonts w:ascii="Times New Roman" w:hAnsi="Times New Roman" w:cs="Times New Roman"/>
+                <w:sz w:val="24"/>
+                <w:szCs w:val="24"/>
+              </w:rPr>
+              <w:t>Halaman 28</w:t>
+            </w:r>
+            <w:r>
+              <w:rPr>
+                <w:rFonts w:ascii="Times New Roman" w:hAnsi="Times New Roman" w:cs="Times New Roman"/>
+                <w:sz w:val="24"/>
+                <w:szCs w:val="24"/>
+              </w:rPr>
+              <w:t xml:space="preserve">, 2 </w:t>
+            </w:r>
+            <w:proofErr w:type="spellStart"/>
+            <w:r>
+              <w:rPr>
+                <w:rFonts w:ascii="Times New Roman" w:hAnsi="Times New Roman" w:cs="Times New Roman"/>
+                <w:sz w:val="24"/>
+                <w:szCs w:val="24"/>
+              </w:rPr>
+              <w:t>paragraf</w:t>
+            </w:r>
+            <w:proofErr w:type="spellEnd"/>
+            <w:r>
+              <w:rPr>
+                <w:rFonts w:ascii="Times New Roman" w:hAnsi="Times New Roman" w:cs="Times New Roman"/>
+                <w:sz w:val="24"/>
+                <w:szCs w:val="24"/>
+              </w:rPr>
+              <w:t xml:space="preserve"> terakhir pada </w:t>
+            </w:r>
+            <w:r>
+              <w:rPr>
+                <w:rFonts w:ascii="Times New Roman" w:hAnsi="Times New Roman" w:cs="Times New Roman"/>
+                <w:sz w:val="24"/>
+                <w:szCs w:val="24"/>
+              </w:rPr>
+              <w:t>Sub BAB IV.2.4</w:t>
+            </w:r>
+          </w:p>
+        </w:tc>
+        <w:tc>
+          <w:tcPr>
+            <w:tcW w:w="2410" w:type="dxa"/>
+            <w:vAlign w:val="center"/>
+          </w:tcPr>
+          <w:p>
+            <w:pPr>
+              <w:rPr>
+                <w:rFonts w:ascii="Times New Roman" w:hAnsi="Times New Roman" w:cs="Times New Roman"/>
+                <w:sz w:val="24"/>
+                <w:szCs w:val="24"/>
+              </w:rPr>
+            </w:pPr>
+          </w:p>
+        </w:tc>
+      </w:tr>
+      <w:tr>
+        <w:trPr>
+          <w:trHeight w:val="806"/>
+        </w:trPr>
+        <w:tc>
+          <w:tcPr>
+            <w:tcW w:w="510" w:type="dxa"/>
+            <w:vAlign w:val="center"/>
+          </w:tcPr>
+          <w:p>
+            <w:pPr>
+              <w:rPr>
+                <w:rFonts w:ascii="Times New Roman" w:hAnsi="Times New Roman" w:cs="Times New Roman"/>
+                <w:sz w:val="24"/>
+                <w:szCs w:val="24"/>
+              </w:rPr>
+            </w:pPr>
+            <w:r>
+              <w:rPr>
+                <w:rFonts w:ascii="Times New Roman" w:hAnsi="Times New Roman" w:cs="Times New Roman"/>
+                <w:sz w:val="24"/>
+                <w:szCs w:val="24"/>
+              </w:rPr>
+              <w:t>1</w:t>
+            </w:r>
+            <w:r>
+              <w:rPr>
+                <w:rFonts w:ascii="Times New Roman" w:hAnsi="Times New Roman" w:cs="Times New Roman"/>
+                <w:sz w:val="24"/>
+                <w:szCs w:val="24"/>
+              </w:rPr>
+              <w:t>1</w:t>
+            </w:r>
+          </w:p>
+        </w:tc>
+        <w:tc>
+          <w:tcPr>
+            <w:tcW w:w="5722" w:type="dxa"/>
+            <w:vAlign w:val="center"/>
+          </w:tcPr>
+          <w:p>
+            <w:pPr>
+              <w:rPr>
+                <w:rFonts w:ascii="Times New Roman" w:hAnsi="Times New Roman" w:cs="Times New Roman"/>
+                <w:sz w:val="24"/>
+                <w:szCs w:val="24"/>
+              </w:rPr>
+            </w:pPr>
             <w:r>
               <w:rPr>
                 <w:rFonts w:ascii="Times New Roman" w:hAnsi="Times New Roman" w:cs="Times New Roman"/>
@@ -1689,11 +2187,19 @@
               <w:t>dibuktikan</w:t>
             </w:r>
             <w:proofErr w:type="spellEnd"/>
-          </w:p>
-        </w:tc>
-        <w:tc>
-          <w:tcPr>
-            <w:tcW w:w="5103" w:type="dxa"/>
+            <w:r>
+              <w:rPr>
+                <w:rFonts w:ascii="Times New Roman" w:hAnsi="Times New Roman" w:cs="Times New Roman"/>
+                <w:sz w:val="24"/>
+                <w:szCs w:val="24"/>
+              </w:rPr>
+              <w:t xml:space="preserve"> di KBBI</w:t>
+            </w:r>
+          </w:p>
+        </w:tc>
+        <w:tc>
+          <w:tcPr>
+            <w:tcW w:w="5812" w:type="dxa"/>
             <w:vAlign w:val="center"/>
           </w:tcPr>
           <w:p>
@@ -1740,14 +2246,17 @@
               </w:rPr>
               <w:t xml:space="preserve"> KBBI Kemendikbud (</w:t>
             </w:r>
-            <w:r>
-              <w:rPr>
-                <w:rFonts w:ascii="Times New Roman" w:hAnsi="Times New Roman" w:cs="Times New Roman"/>
-                <w:sz w:val="24"/>
-                <w:szCs w:val="24"/>
-              </w:rPr>
-              <w:t>https://kbbi.kemdikbud.go.id/entri/pemelajar</w:t>
-            </w:r>
+            <w:hyperlink r:id="rId4" w:history="1">
+              <w:r>
+                <w:rPr>
+                  <w:rStyle w:val="Hyperlink"/>
+                  <w:rFonts w:ascii="Times New Roman" w:hAnsi="Times New Roman" w:cs="Times New Roman"/>
+                  <w:sz w:val="24"/>
+                  <w:szCs w:val="24"/>
+                </w:rPr>
+                <w:t>https://kbbi.kemdikbud.go.id/entri/pemelajar</w:t>
+              </w:r>
+            </w:hyperlink>
             <w:r>
               <w:rPr>
                 <w:rFonts w:ascii="Times New Roman" w:hAnsi="Times New Roman" w:cs="Times New Roman"/>
@@ -1765,11 +2274,260 @@
                 <w:szCs w:val="24"/>
               </w:rPr>
             </w:pPr>
-          </w:p>
-        </w:tc>
-        <w:tc>
-          <w:tcPr>
-            <w:tcW w:w="1276" w:type="dxa"/>
+            <w:proofErr w:type="spellStart"/>
+            <w:r>
+              <w:rPr>
+                <w:rFonts w:ascii="Times New Roman" w:hAnsi="Times New Roman" w:cs="Times New Roman"/>
+                <w:sz w:val="24"/>
+                <w:szCs w:val="24"/>
+              </w:rPr>
+              <w:t>Dengan</w:t>
+            </w:r>
+            <w:proofErr w:type="spellEnd"/>
+            <w:r>
+              <w:rPr>
+                <w:rFonts w:ascii="Times New Roman" w:hAnsi="Times New Roman" w:cs="Times New Roman"/>
+                <w:sz w:val="24"/>
+                <w:szCs w:val="24"/>
+              </w:rPr>
+              <w:t xml:space="preserve"> </w:t>
+            </w:r>
+            <w:proofErr w:type="spellStart"/>
+            <w:r>
+              <w:rPr>
+                <w:rFonts w:ascii="Times New Roman" w:hAnsi="Times New Roman" w:cs="Times New Roman"/>
+                <w:sz w:val="24"/>
+                <w:szCs w:val="24"/>
+              </w:rPr>
+              <w:t>p</w:t>
+            </w:r>
+            <w:r>
+              <w:rPr>
+                <w:rFonts w:ascii="Times New Roman" w:hAnsi="Times New Roman" w:cs="Times New Roman"/>
+                <w:sz w:val="24"/>
+                <w:szCs w:val="24"/>
+              </w:rPr>
+              <w:t>emutakhiran</w:t>
+            </w:r>
+            <w:proofErr w:type="spellEnd"/>
+            <w:r>
+              <w:rPr>
+                <w:rFonts w:ascii="Times New Roman" w:hAnsi="Times New Roman" w:cs="Times New Roman"/>
+                <w:sz w:val="24"/>
+                <w:szCs w:val="24"/>
+              </w:rPr>
+              <w:t xml:space="preserve"> terakhir: </w:t>
+            </w:r>
+            <w:proofErr w:type="spellStart"/>
+            <w:r>
+              <w:rPr>
+                <w:rFonts w:ascii="Times New Roman" w:hAnsi="Times New Roman" w:cs="Times New Roman"/>
+                <w:sz w:val="24"/>
+                <w:szCs w:val="24"/>
+              </w:rPr>
+              <w:t>Oktober</w:t>
+            </w:r>
+            <w:proofErr w:type="spellEnd"/>
+            <w:r>
+              <w:rPr>
+                <w:rFonts w:ascii="Times New Roman" w:hAnsi="Times New Roman" w:cs="Times New Roman"/>
+                <w:sz w:val="24"/>
+                <w:szCs w:val="24"/>
+              </w:rPr>
+              <w:t xml:space="preserve"> 2025</w:t>
+            </w:r>
+          </w:p>
+        </w:tc>
+        <w:tc>
+          <w:tcPr>
+            <w:tcW w:w="2410" w:type="dxa"/>
+            <w:vAlign w:val="center"/>
+          </w:tcPr>
+          <w:p>
+            <w:pPr>
+              <w:rPr>
+                <w:rFonts w:ascii="Times New Roman" w:hAnsi="Times New Roman" w:cs="Times New Roman"/>
+                <w:sz w:val="24"/>
+                <w:szCs w:val="24"/>
+              </w:rPr>
+            </w:pPr>
+          </w:p>
+        </w:tc>
+      </w:tr>
+      <w:tr>
+        <w:trPr>
+          <w:trHeight w:val="806"/>
+        </w:trPr>
+        <w:tc>
+          <w:tcPr>
+            <w:tcW w:w="510" w:type="dxa"/>
+            <w:vAlign w:val="center"/>
+          </w:tcPr>
+          <w:p>
+            <w:pPr>
+              <w:rPr>
+                <w:rFonts w:ascii="Times New Roman" w:hAnsi="Times New Roman" w:cs="Times New Roman"/>
+                <w:sz w:val="24"/>
+                <w:szCs w:val="24"/>
+              </w:rPr>
+            </w:pPr>
+            <w:r>
+              <w:rPr>
+                <w:rFonts w:ascii="Times New Roman" w:hAnsi="Times New Roman" w:cs="Times New Roman"/>
+                <w:sz w:val="24"/>
+                <w:szCs w:val="24"/>
+              </w:rPr>
+              <w:t>1</w:t>
+            </w:r>
+            <w:r>
+              <w:rPr>
+                <w:rFonts w:ascii="Times New Roman" w:hAnsi="Times New Roman" w:cs="Times New Roman"/>
+                <w:sz w:val="24"/>
+                <w:szCs w:val="24"/>
+              </w:rPr>
+              <w:t>2</w:t>
+            </w:r>
+          </w:p>
+        </w:tc>
+        <w:tc>
+          <w:tcPr>
+            <w:tcW w:w="5722" w:type="dxa"/>
+            <w:vAlign w:val="center"/>
+          </w:tcPr>
+          <w:p>
+            <w:pPr>
+              <w:rPr>
+                <w:rFonts w:ascii="Times New Roman" w:hAnsi="Times New Roman" w:cs="Times New Roman"/>
+                <w:sz w:val="24"/>
+                <w:szCs w:val="24"/>
+              </w:rPr>
+            </w:pPr>
+            <w:r>
+              <w:rPr>
+                <w:rFonts w:ascii="Times New Roman" w:hAnsi="Times New Roman" w:cs="Times New Roman"/>
+                <w:sz w:val="24"/>
+                <w:szCs w:val="24"/>
+              </w:rPr>
+              <w:t xml:space="preserve">Masalah </w:t>
+            </w:r>
+            <w:r>
+              <w:rPr>
+                <w:rFonts w:ascii="Times New Roman" w:hAnsi="Times New Roman" w:cs="Times New Roman"/>
+                <w:i/>
+                <w:iCs/>
+                <w:sz w:val="24"/>
+                <w:szCs w:val="24"/>
+              </w:rPr>
+              <w:t>ethical clearance</w:t>
+            </w:r>
+            <w:r>
+              <w:rPr>
+                <w:rFonts w:ascii="Times New Roman" w:hAnsi="Times New Roman" w:cs="Times New Roman"/>
+                <w:sz w:val="24"/>
+                <w:szCs w:val="24"/>
+              </w:rPr>
+              <w:t xml:space="preserve">, blur </w:t>
+            </w:r>
+            <w:proofErr w:type="spellStart"/>
+            <w:r>
+              <w:rPr>
+                <w:rFonts w:ascii="Times New Roman" w:hAnsi="Times New Roman" w:cs="Times New Roman"/>
+                <w:sz w:val="24"/>
+                <w:szCs w:val="24"/>
+              </w:rPr>
+              <w:t>wajah</w:t>
+            </w:r>
+            <w:proofErr w:type="spellEnd"/>
+            <w:r>
+              <w:rPr>
+                <w:rFonts w:ascii="Times New Roman" w:hAnsi="Times New Roman" w:cs="Times New Roman"/>
+                <w:sz w:val="24"/>
+                <w:szCs w:val="24"/>
+              </w:rPr>
+              <w:t xml:space="preserve"> praja </w:t>
+            </w:r>
+            <w:proofErr w:type="spellStart"/>
+            <w:r>
+              <w:rPr>
+                <w:rFonts w:ascii="Times New Roman" w:hAnsi="Times New Roman" w:cs="Times New Roman"/>
+                <w:sz w:val="24"/>
+                <w:szCs w:val="24"/>
+              </w:rPr>
+              <w:t>kecuali</w:t>
+            </w:r>
+            <w:proofErr w:type="spellEnd"/>
+            <w:r>
+              <w:rPr>
+                <w:rFonts w:ascii="Times New Roman" w:hAnsi="Times New Roman" w:cs="Times New Roman"/>
+                <w:sz w:val="24"/>
+                <w:szCs w:val="24"/>
+              </w:rPr>
+              <w:t xml:space="preserve"> </w:t>
+            </w:r>
+            <w:proofErr w:type="spellStart"/>
+            <w:r>
+              <w:rPr>
+                <w:rFonts w:ascii="Times New Roman" w:hAnsi="Times New Roman" w:cs="Times New Roman"/>
+                <w:sz w:val="24"/>
+                <w:szCs w:val="24"/>
+              </w:rPr>
+              <w:t>wajah</w:t>
+            </w:r>
+            <w:proofErr w:type="spellEnd"/>
+            <w:r>
+              <w:rPr>
+                <w:rFonts w:ascii="Times New Roman" w:hAnsi="Times New Roman" w:cs="Times New Roman"/>
+                <w:sz w:val="24"/>
+                <w:szCs w:val="24"/>
+              </w:rPr>
+              <w:t xml:space="preserve"> pada dataset publik</w:t>
+            </w:r>
+          </w:p>
+        </w:tc>
+        <w:tc>
+          <w:tcPr>
+            <w:tcW w:w="5812" w:type="dxa"/>
+            <w:vAlign w:val="center"/>
+          </w:tcPr>
+          <w:p>
+            <w:pPr>
+              <w:rPr>
+                <w:rFonts w:ascii="Times New Roman" w:hAnsi="Times New Roman" w:cs="Times New Roman"/>
+                <w:sz w:val="24"/>
+                <w:szCs w:val="24"/>
+              </w:rPr>
+            </w:pPr>
+            <w:r>
+              <w:rPr>
+                <w:rFonts w:ascii="Times New Roman" w:hAnsi="Times New Roman" w:cs="Times New Roman"/>
+                <w:sz w:val="24"/>
+                <w:szCs w:val="24"/>
+              </w:rPr>
+              <w:t xml:space="preserve">Halaman </w:t>
+            </w:r>
+            <w:r>
+              <w:rPr>
+                <w:rFonts w:ascii="Times New Roman" w:hAnsi="Times New Roman" w:cs="Times New Roman"/>
+                <w:sz w:val="24"/>
+                <w:szCs w:val="24"/>
+              </w:rPr>
+              <w:t>3</w:t>
+            </w:r>
+            <w:r>
+              <w:rPr>
+                <w:rFonts w:ascii="Times New Roman" w:hAnsi="Times New Roman" w:cs="Times New Roman"/>
+                <w:sz w:val="24"/>
+                <w:szCs w:val="24"/>
+              </w:rPr>
+              <w:t xml:space="preserve"> (Sub BAB I.1 Latar Belakang)</w:t>
+            </w:r>
+            <w:bookmarkStart w:id="0" w:name="_GoBack"/>
+            <w:bookmarkEnd w:id="0"/>
+          </w:p>
+        </w:tc>
+        <w:tc>
+          <w:tcPr>
+            <w:tcW w:w="2410" w:type="dxa"/>
             <w:vAlign w:val="center"/>
           </w:tcPr>
           <w:p>
@@ -1795,7 +2553,7 @@
     </w:p>
     <w:sectPr>
       <w:pgSz w:w="15840" w:h="12240" w:orient="landscape"/>
-      <w:pgMar w:top="1440" w:right="1440" w:bottom="1440" w:left="1440" w:header="720" w:footer="720" w:gutter="0"/>
+      <w:pgMar w:top="720" w:right="720" w:bottom="720" w:left="720" w:header="720" w:footer="720" w:gutter="0"/>
       <w:cols w:space="720"/>
       <w:docGrid w:linePitch="360"/>
     </w:sectPr>
@@ -2248,6 +3006,29 @@
       </w:tblBorders>
     </w:tblPr>
   </w:style>
+  <w:style w:type="character" w:styleId="Hyperlink">
+    <w:name w:val="Hyperlink"/>
+    <w:basedOn w:val="DefaultParagraphFont"/>
+    <w:uiPriority w:val="99"/>
+    <w:unhideWhenUsed/>
+    <w:rsid w:val="00043D25"/>
+    <w:rPr>
+      <w:color w:val="0563C1" w:themeColor="hyperlink"/>
+      <w:u w:val="single"/>
+    </w:rPr>
+  </w:style>
+  <w:style w:type="character" w:styleId="UnresolvedMention">
+    <w:name w:val="Unresolved Mention"/>
+    <w:basedOn w:val="DefaultParagraphFont"/>
+    <w:uiPriority w:val="99"/>
+    <w:semiHidden/>
+    <w:unhideWhenUsed/>
+    <w:rsid w:val="00043D25"/>
+    <w:rPr>
+      <w:color w:val="605E5C"/>
+      <w:shd w:val="clear" w:color="auto" w:fill="E1DFDD"/>
+    </w:rPr>
+  </w:style>
 </w:styles>
 </file>
 
